--- a/Documentation/SPECS_TFG_PCB_LORENALAM.docx
+++ b/Documentation/SPECS_TFG_PCB_LORENALAM.docx
@@ -53,23 +53,7 @@
           <w:rFonts w:ascii="Palatino" w:hAnsi="Palatino"/>
           <w:sz w:val="20"/>
         </w:rPr>
-        <w:t xml:space="preserve">Desarrollo de una PCB Gateway para la gestión de señales en un prototipo ‘Formula </w:t>
-      </w:r>
-      <w:proofErr w:type="spellStart"/>
-      <w:r>
-        <w:rPr>
-          <w:rFonts w:ascii="Palatino" w:hAnsi="Palatino"/>
-          <w:sz w:val="20"/>
-        </w:rPr>
-        <w:t>Student</w:t>
-      </w:r>
-      <w:proofErr w:type="spellEnd"/>
-      <w:r>
-        <w:rPr>
-          <w:rFonts w:ascii="Palatino" w:hAnsi="Palatino"/>
-          <w:sz w:val="20"/>
-        </w:rPr>
-        <w:t>’</w:t>
+        <w:t>Desarrollo de una PCB Gateway para la gestión de señales en un prototipo ‘Formula Student’</w:t>
       </w:r>
       <w:r>
         <w:rPr>
@@ -777,7 +761,13 @@
         <w:t xml:space="preserve">- </w:t>
       </w:r>
       <w:r>
-        <w:t>digital (SPI)</w:t>
+        <w:t>digital (</w:t>
+      </w:r>
+      <w:r>
+        <w:t>I2C</w:t>
+      </w:r>
+      <w:r>
+        <w:t>)</w:t>
       </w:r>
     </w:p>
     <w:p>
@@ -807,6 +797,9 @@
     <w:p>
       <w:pPr>
         <w:ind w:firstLine="708"/>
+        <w:rPr>
+          <w:u w:val="single"/>
+        </w:rPr>
       </w:pPr>
       <w:r>
         <w:t>Tasa muestreo</w:t>
@@ -1086,15 +1079,7 @@
         <w:t xml:space="preserve">CANH FD </w:t>
       </w:r>
       <w:r>
-        <w:t>(Flexible Data-</w:t>
-      </w:r>
-      <w:proofErr w:type="spellStart"/>
-      <w:r>
-        <w:t>Rate</w:t>
-      </w:r>
-      <w:proofErr w:type="spellEnd"/>
-      <w:r>
-        <w:t xml:space="preserve">) –&gt; </w:t>
+        <w:t xml:space="preserve">(Flexible Data-Rate) –&gt; </w:t>
       </w:r>
       <w:r>
         <w:t>-</w:t>
@@ -1352,15 +1337,7 @@
         <w:ind w:firstLine="708"/>
       </w:pPr>
       <w:r>
-        <w:t>Es el actualmente usado en la MCU (</w:t>
-      </w:r>
-      <w:proofErr w:type="spellStart"/>
-      <w:r>
-        <w:t>Main</w:t>
-      </w:r>
-      <w:proofErr w:type="spellEnd"/>
-      <w:r>
-        <w:t xml:space="preserve"> Control </w:t>
+        <w:t xml:space="preserve">Es el actualmente usado en la MCU (Main Control </w:t>
       </w:r>
       <w:proofErr w:type="spellStart"/>
       <w:r>
@@ -2973,59 +2950,58 @@
       </w:r>
     </w:p>
     <w:p>
+      <w:pPr>
+        <w:rPr>
+          <w:lang w:val="en-US"/>
+        </w:rPr>
+      </w:pPr>
       <w:r>
         <w:rPr>
           <w:b/>
           <w:bCs/>
           <w:highlight w:val="yellow"/>
           <w:u w:val="single"/>
+          <w:lang w:val="en-US"/>
         </w:rPr>
         <w:lastRenderedPageBreak/>
-        <w:t>STM32</w:t>
-      </w:r>
-      <w:r>
-        <w:rPr>
-          <w:b/>
-          <w:bCs/>
-          <w:highlight w:val="yellow"/>
-          <w:u w:val="single"/>
-        </w:rPr>
-        <w:t>CUBE IDE GETTING STARTED:</w:t>
-      </w:r>
-    </w:p>
-    <w:p>
-      <w:pPr>
-        <w:rPr>
-          <w:b/>
-          <w:bCs/>
-          <w:u w:val="single"/>
-        </w:rPr>
-      </w:pPr>
-    </w:p>
-    <w:p>
-      <w:proofErr w:type="spellStart"/>
-      <w:r>
-        <w:t>Intro</w:t>
-      </w:r>
-      <w:proofErr w:type="spellEnd"/>
-      <w:r>
-        <w:t xml:space="preserve"> </w:t>
-      </w:r>
-      <w:proofErr w:type="spellStart"/>
-      <w:r>
-        <w:t>to</w:t>
-      </w:r>
-      <w:proofErr w:type="spellEnd"/>
-      <w:r>
-        <w:t xml:space="preserve"> núcleo </w:t>
-      </w:r>
-      <w:proofErr w:type="spellStart"/>
-      <w:r>
-        <w:t>Boards</w:t>
-      </w:r>
-      <w:proofErr w:type="spellEnd"/>
-      <w:r>
-        <w:t>:</w:t>
+        <w:t>STM32CUBE IDE GETTING STARTED:</w:t>
+      </w:r>
+    </w:p>
+    <w:p>
+      <w:pPr>
+        <w:rPr>
+          <w:b/>
+          <w:bCs/>
+          <w:u w:val="single"/>
+          <w:lang w:val="en-US"/>
+        </w:rPr>
+      </w:pPr>
+    </w:p>
+    <w:p>
+      <w:pPr>
+        <w:rPr>
+          <w:lang w:val="en-US"/>
+        </w:rPr>
+      </w:pPr>
+      <w:r>
+        <w:rPr>
+          <w:lang w:val="en-US"/>
+        </w:rPr>
+        <w:t xml:space="preserve">Intro to </w:t>
+      </w:r>
+      <w:proofErr w:type="spellStart"/>
+      <w:r>
+        <w:rPr>
+          <w:lang w:val="en-US"/>
+        </w:rPr>
+        <w:t>núcleo</w:t>
+      </w:r>
+      <w:proofErr w:type="spellEnd"/>
+      <w:r>
+        <w:rPr>
+          <w:lang w:val="en-US"/>
+        </w:rPr>
+        <w:t xml:space="preserve"> Boards:</w:t>
       </w:r>
     </w:p>
     <w:p>
@@ -3069,13 +3045,7 @@
     </w:p>
     <w:p>
       <w:r>
-        <w:t>Tutorial de STM32</w:t>
-      </w:r>
-      <w:r>
-        <w:t>:</w:t>
-      </w:r>
-      <w:r>
-        <w:t xml:space="preserve"> Consejos y trucos para principiantes de STM32CubeIDE</w:t>
+        <w:t>Tutorial de STM32: Consejos y trucos para principiantes de STM32CubeIDE</w:t>
       </w:r>
     </w:p>
     <w:p>
@@ -3084,19 +3054,7 @@
           <w:rPr>
             <w:rStyle w:val="Hipervnculo"/>
           </w:rPr>
-          <w:t>https://www.youtu</w:t>
-        </w:r>
-        <w:r>
-          <w:rPr>
-            <w:rStyle w:val="Hipervnculo"/>
-          </w:rPr>
-          <w:t>b</w:t>
-        </w:r>
-        <w:r>
-          <w:rPr>
-            <w:rStyle w:val="Hipervnculo"/>
-          </w:rPr>
-          <w:t>e.com/watch?v=QOHMskuDc78</w:t>
+          <w:t>https://www.youtube.com/watch?v=QOHMskuDc78</w:t>
         </w:r>
       </w:hyperlink>
     </w:p>
@@ -3284,15 +3242,7 @@
         <w:t>relojes</w:t>
       </w:r>
       <w:r>
-        <w:t xml:space="preserve"> (</w:t>
-      </w:r>
-      <w:proofErr w:type="spellStart"/>
-      <w:r>
-        <w:t>Clock</w:t>
-      </w:r>
-      <w:proofErr w:type="spellEnd"/>
-      <w:r>
-        <w:t xml:space="preserve"> </w:t>
+        <w:t xml:space="preserve"> (Clock </w:t>
       </w:r>
       <w:proofErr w:type="spellStart"/>
       <w:r>
@@ -3403,13 +3353,8 @@
       </w:r>
       <w:proofErr w:type="spellEnd"/>
       <w:r>
-        <w:t xml:space="preserve"> </w:t>
-      </w:r>
-      <w:proofErr w:type="spellStart"/>
-      <w:r>
-        <w:t>Layer</w:t>
-      </w:r>
-      <w:proofErr w:type="spellEnd"/>
+        <w:t xml:space="preserve"> Layer</w:t>
+      </w:r>
       <w:r>
         <w:t xml:space="preserve"> (</w:t>
       </w:r>
@@ -3754,54 +3699,77 @@
       <w:proofErr w:type="gramEnd"/>
     </w:p>
     <w:p>
-      <w:proofErr w:type="spellStart"/>
-      <w:r>
+      <w:pPr>
+        <w:rPr>
+          <w:lang w:val="en-US"/>
+        </w:rPr>
+      </w:pPr>
+      <w:proofErr w:type="spellStart"/>
+      <w:r>
+        <w:rPr>
+          <w:lang w:val="en-US"/>
+        </w:rPr>
         <w:t>HAL_ADC_Stop</w:t>
       </w:r>
       <w:proofErr w:type="spellEnd"/>
       <w:r>
+        <w:rPr>
+          <w:lang w:val="en-US"/>
+        </w:rPr>
         <w:t>(&amp;</w:t>
       </w:r>
       <w:proofErr w:type="spellStart"/>
       <w:r>
+        <w:rPr>
+          <w:lang w:val="en-US"/>
+        </w:rPr>
         <w:t>hadcX</w:t>
       </w:r>
       <w:proofErr w:type="spellEnd"/>
-      <w:r>
+      <w:proofErr w:type="gramStart"/>
+      <w:r>
+        <w:rPr>
+          <w:lang w:val="en-US"/>
+        </w:rPr>
         <w:t>);</w:t>
       </w:r>
-    </w:p>
-    <w:p>
-      <w:pPr>
-        <w:rPr>
-          <w:b/>
-          <w:bCs/>
-          <w:u w:val="single"/>
-        </w:rPr>
-      </w:pPr>
-    </w:p>
-    <w:p>
-      <w:pPr>
-        <w:rPr>
-          <w:b/>
-          <w:bCs/>
-          <w:u w:val="single"/>
-        </w:rPr>
-      </w:pPr>
-    </w:p>
-    <w:p>
-      <w:pPr>
-        <w:rPr>
-          <w:b/>
-          <w:bCs/>
-          <w:u w:val="single"/>
-        </w:rPr>
-      </w:pPr>
-      <w:r>
-        <w:rPr>
-          <w:b/>
-          <w:bCs/>
-          <w:u w:val="single"/>
+      <w:proofErr w:type="gramEnd"/>
+    </w:p>
+    <w:p>
+      <w:pPr>
+        <w:rPr>
+          <w:b/>
+          <w:bCs/>
+          <w:u w:val="single"/>
+          <w:lang w:val="en-US"/>
+        </w:rPr>
+      </w:pPr>
+    </w:p>
+    <w:p>
+      <w:pPr>
+        <w:rPr>
+          <w:b/>
+          <w:bCs/>
+          <w:u w:val="single"/>
+          <w:lang w:val="en-US"/>
+        </w:rPr>
+      </w:pPr>
+    </w:p>
+    <w:p>
+      <w:pPr>
+        <w:rPr>
+          <w:b/>
+          <w:bCs/>
+          <w:u w:val="single"/>
+          <w:lang w:val="en-US"/>
+        </w:rPr>
+      </w:pPr>
+      <w:r>
+        <w:rPr>
+          <w:b/>
+          <w:bCs/>
+          <w:u w:val="single"/>
+          <w:lang w:val="en-US"/>
         </w:rPr>
         <w:t>FDCAN</w:t>
       </w:r>
@@ -3828,41 +3796,16 @@
       </w:r>
     </w:p>
     <w:p>
-      <w:pPr>
-        <w:rPr>
-          <w:lang w:val="en-US"/>
-        </w:rPr>
-      </w:pPr>
-      <w:proofErr w:type="spellStart"/>
-      <w:r>
-        <w:rPr>
-          <w:lang w:val="en-US"/>
-        </w:rPr>
+      <w:proofErr w:type="spellStart"/>
+      <w:r>
         <w:t>HAL_FDCAN_Start</w:t>
       </w:r>
       <w:proofErr w:type="spellEnd"/>
       <w:r>
-        <w:rPr>
-          <w:lang w:val="en-US"/>
-        </w:rPr>
-        <w:t>(&amp;hfdcan1</w:t>
-      </w:r>
-      <w:proofErr w:type="gramStart"/>
-      <w:r>
-        <w:rPr>
-          <w:lang w:val="en-US"/>
-        </w:rPr>
-        <w:t>);</w:t>
-      </w:r>
-      <w:proofErr w:type="gramEnd"/>
-    </w:p>
-    <w:p>
-      <w:pPr>
-        <w:rPr>
-          <w:lang w:val="en-US"/>
-        </w:rPr>
-      </w:pPr>
-    </w:p>
+        <w:t>(&amp;hfdcan1);</w:t>
+      </w:r>
+    </w:p>
+    <w:p/>
     <w:p>
       <w:r>
         <w:t>Configurar filtros:</w:t>
@@ -4205,23 +4148,7 @@
           <w:b/>
           <w:bCs/>
         </w:rPr>
-        <w:t xml:space="preserve"> </w:t>
-      </w:r>
-      <w:proofErr w:type="spellStart"/>
-      <w:r>
-        <w:rPr>
-          <w:b/>
-          <w:bCs/>
-        </w:rPr>
-        <w:t>Code</w:t>
-      </w:r>
-      <w:proofErr w:type="spellEnd"/>
-      <w:r>
-        <w:rPr>
-          <w:b/>
-          <w:bCs/>
-        </w:rPr>
-        <w:t>)</w:t>
+        <w:t xml:space="preserve"> Code)</w:t>
       </w:r>
     </w:p>
     <w:p>
@@ -4426,23 +4353,7 @@
           <w:b/>
           <w:bCs/>
         </w:rPr>
-        <w:t xml:space="preserve">BRS (Bit </w:t>
-      </w:r>
-      <w:proofErr w:type="spellStart"/>
-      <w:r>
-        <w:rPr>
-          <w:b/>
-          <w:bCs/>
-        </w:rPr>
-        <w:t>Rate</w:t>
-      </w:r>
-      <w:proofErr w:type="spellEnd"/>
-      <w:r>
-        <w:rPr>
-          <w:b/>
-          <w:bCs/>
-        </w:rPr>
-        <w:t xml:space="preserve"> Switch)</w:t>
+        <w:t>BRS (Bit Rate Switch)</w:t>
       </w:r>
       <w:r>
         <w:t xml:space="preserve"> → indica si los datos se envían a mayor velocidad</w:t>
@@ -4936,6 +4847,9 @@
     <w:p/>
     <w:p>
       <w:r>
+        <w:rPr>
+          <w:noProof/>
+        </w:rPr>
         <w:drawing>
           <wp:inline distT="0" distB="0" distL="0" distR="0" wp14:anchorId="0BA21112" wp14:editId="53009975">
             <wp:extent cx="5400040" cy="1417955"/>
@@ -7200,6 +7114,7 @@
   <w:style w:type="character" w:default="1" w:styleId="Fuentedeprrafopredeter">
     <w:name w:val="Default Paragraph Font"/>
     <w:uiPriority w:val="1"/>
+    <w:semiHidden/>
     <w:unhideWhenUsed/>
   </w:style>
   <w:style w:type="table" w:default="1" w:styleId="Tablanormal">
@@ -7563,7 +7478,7 @@
       <w:szCs w:val="24"/>
     </w:rPr>
   </w:style>
-  <w:style w:type="character" w:styleId="Textoennegrita">
+  <w:style w:type="character" w:styleId="Fuerte">
     <w:name w:val="Strong"/>
     <w:basedOn w:val="Fuentedeprrafopredeter"/>
     <w:uiPriority w:val="22"/>
